--- a/public/sales-kit/04-lettre-intention-geschool.docx
+++ b/public/sales-kit/04-lettre-intention-geschool.docx
@@ -1,5 +1,5 @@
 
-<file path=word/document.xml><?xml version="1.0" encoding="UTF-8" standalone="yes"?><w:document mc:Ignorable="w14 w15 wp14" xmlns:wpc="http://schemas.microsoft.com/office/word/2010/wordprocessingCanvas" xmlns:mc="http://schemas.openxmlformats.org/markup-compatibility/2006" xmlns:o="urn:schemas-microsoft-com:office:office" xmlns:r="http://schemas.openxmlformats.org/officeDocument/2006/relationships" xmlns:m="http://schemas.openxmlformats.org/officeDocument/2006/math" xmlns:v="urn:schemas-microsoft-com:vml" xmlns:wp14="http://schemas.microsoft.com/office/word/2010/wordprocessingDrawing" xmlns:wp="http://schemas.openxmlformats.org/drawingml/2006/wordprocessingDrawing" xmlns:w10="urn:schemas-microsoft-com:office:word" xmlns:w="http://schemas.openxmlformats.org/wordprocessingml/2006/main" xmlns:w14="http://schemas.microsoft.com/office/word/2010/wordml" xmlns:w15="http://schemas.microsoft.com/office/word/2012/wordml" xmlns:wpg="http://schemas.microsoft.com/office/word/2010/wordprocessingGroup" xmlns:wpi="http://schemas.microsoft.com/office/word/2010/wordprocessingInk" xmlns:wne="http://schemas.microsoft.com/office/word/2006/wordml" xmlns:wps="http://schemas.microsoft.com/office/word/2010/wordprocessingShape" xmlns:cx="http://schemas.microsoft.com/office/drawing/2014/chartex" xmlns:cx1="http://schemas.microsoft.com/office/drawing/2015/9/8/chartex" xmlns:cx2="http://schemas.microsoft.com/office/drawing/2015/10/21/chartex" xmlns:cx3="http://schemas.microsoft.com/office/drawing/2016/5/9/chartex" xmlns:cx4="http://schemas.microsoft.com/office/drawing/2016/5/10/chartex" xmlns:cx5="http://schemas.microsoft.com/office/drawing/2016/5/11/chartex" xmlns:cx6="http://schemas.microsoft.com/office/drawing/2016/5/12/chartex" xmlns:cx7="http://schemas.microsoft.com/office/drawing/2016/5/13/chartex" xmlns:cx8="http://schemas.microsoft.com/office/drawing/2016/5/14/chartex" xmlns:aink="http://schemas.microsoft.com/office/drawing/2016/ink" xmlns:am3d="http://schemas.microsoft.com/office/drawing/2017/model3d" xmlns:w16cex="http://schemas.microsoft.com/office/word/2018/wordml/cex" xmlns:w16cid="http://schemas.microsoft.com/office/word/2016/wordml/cid" xmlns:w16="http://schemas.microsoft.com/office/word/2018/wordml" xmlns:w16sdtdh="http://schemas.microsoft.com/office/word/2020/wordml/sdtdatahash" xmlns:w16se="http://schemas.microsoft.com/office/word/2015/wordml/symex"><w:body><w:p><w:pPr><w:spacing w:after="200"/></w:pPr><w:r><w:drawing><wp:inline distT="0" distB="0" distL="0" distR="0"><wp:extent cx="533400" cy="533400"/><wp:effectExtent t="0" r="0" b="0" l="0"/><wp:docPr id="1" name="" descr="" title=""/><wp:cNvGraphicFramePr><a:graphicFrameLocks xmlns:a="http://schemas.openxmlformats.org/drawingml/2006/main" noChangeAspect="1"/></wp:cNvGraphicFramePr><a:graphic xmlns:a="http://schemas.openxmlformats.org/drawingml/2006/main"><a:graphicData uri="http://schemas.openxmlformats.org/drawingml/2006/picture"><pic:pic xmlns:pic="http://schemas.openxmlformats.org/drawingml/2006/picture"><pic:nvPicPr><pic:cNvPr id="0" name="" descr=""/><pic:cNvPicPr><a:picLocks noChangeAspect="1" noChangeArrowheads="1"/></pic:cNvPicPr></pic:nvPicPr><pic:blipFill><a:blip r:embed="rId7" cstate="none"/><a:srcRect/><a:stretch><a:fillRect/></a:stretch></pic:blipFill><pic:spPr bwMode="auto"><a:xfrm><a:off x="0" y="0"/><a:ext cx="533400" cy="533400"/></a:xfrm><a:prstGeom prst="rect"><a:avLst/></a:prstGeom></pic:spPr></pic:pic></a:graphicData></a:graphic></wp:inline></w:drawing></w:r><w:r><w:rPr><w:b/><w:bCs/><w:color w:val="0F172A"/><w:sz w:val="26"/><w:szCs w:val="26"/></w:rPr><w:t xml:space="preserve">   GESchool — Gérer. Apprendre. Réussir.</w:t></w:r></w:p><w:p><w:pPr><w:spacing w:after="140"/></w:pPr><w:r><w:rPr><w:i/><w:iCs/><w:color w:val="374151"/><w:sz w:val="21"/><w:szCs w:val="21"/></w:rPr><w:t xml:space="preserve">Fait à : [______] le [____/____/20__]</w:t></w:r></w:p><w:p><w:pPr><w:spacing w:after="140" w:before="240"/></w:pPr><w:r><w:rPr><w:b/><w:bCs/><w:color w:val="0F172A"/><w:sz w:val="34"/><w:szCs w:val="34"/></w:rPr><w:t xml:space="preserve">Lettre d&apos;intention de souscription à la plateforme GESchool</w:t></w:r></w:p><w:p><w:pPr><w:spacing w:after="100" w:before="320"/></w:pPr><w:r><w:rPr><w:b/><w:bCs/><w:color w:val="F97316"/><w:sz w:val="24"/><w:szCs w:val="24"/></w:rPr><w:t xml:space="preserve">Entre les parties</w:t></w:r></w:p><w:p><w:pPr><w:spacing w:after="140"/></w:pPr><w:r><w:rPr><w:color w:val="374151"/><w:sz w:val="21"/><w:szCs w:val="21"/></w:rPr><w:t xml:space="preserve">L&apos;Éditeur : GESchool — plateforme de gestion scolaire, Brazzaville, République du Congo. Contact : info@geschool.cd — geschool.vercel.app</w:t></w:r></w:p><w:p><w:pPr><w:spacing w:after="140"/></w:pPr><w:r><w:rPr><w:color w:val="374151"/><w:sz w:val="21"/><w:szCs w:val="21"/></w:rPr><w:t xml:space="preserve">L&apos;Établissement : [Raison sociale / Nom de l&apos;école] · [Adresse / Ville] · représenté(e) par [Nom], [Fonction]</w:t></w:r></w:p><w:p><w:pPr><w:spacing w:after="140"/></w:pPr><w:r><w:rPr><w:color w:val="374151"/><w:sz w:val="21"/><w:szCs w:val="21"/></w:rPr><w:t xml:space="preserve">L&apos;Établissement s&apos;intéresse à la plateforme GESchool et confirme par la présente son intention d&apos;y souscrire pour la gestion scolaire : notes, bulletins, présences, paiements et communication avec les parents.</w:t></w:r></w:p><w:p><w:pPr><w:spacing w:after="100" w:before="320"/></w:pPr><w:r><w:rPr><w:b/><w:bCs/><w:color w:val="F97316"/><w:sz w:val="24"/><w:szCs w:val="24"/></w:rPr><w:t xml:space="preserve">Article 1 — Objet</w:t></w:r></w:p><w:p><w:pPr><w:spacing w:after="140"/></w:pPr><w:r><w:rPr><w:color w:val="374151"/><w:sz w:val="21"/><w:szCs w:val="21"/></w:rPr><w:t xml:space="preserve">L&apos;Établissement s&apos;engage, sous réserve de la mise en service officielle de la plateforme et de l&apos;obtention par l&apos;Éditeur de ses documents légaux, à souscrire à un abonnement GESchool aux tarifs suivants :</w:t></w:r></w:p><w:p><w:pPr><w:pStyle w:val="ListParagraph"/><w:numPr><w:ilvl w:val="0"/><w:numId w:val="1"/></w:numPr><w:spacing w:after="80"/></w:pPr><w:r><w:rPr><w:color w:val="374151"/><w:sz w:val="21"/><w:szCs w:val="21"/></w:rPr><w:t xml:space="preserve">Frais de mise en service : 2 000 FCFA par élève (une seule fois) ;</w:t></w:r></w:p><w:p><w:pPr><w:pStyle w:val="ListParagraph"/><w:numPr><w:ilvl w:val="0"/><w:numId w:val="1"/></w:numPr><w:spacing w:after="80"/></w:pPr><w:r><w:rPr><w:color w:val="374151"/><w:sz w:val="21"/><w:szCs w:val="21"/></w:rPr><w:t xml:space="preserve">Abonnement mensuel : 1 500 FCFA par élève et par mois ;</w:t></w:r></w:p><w:p><w:pPr><w:pStyle w:val="ListParagraph"/><w:numPr><w:ilvl w:val="0"/><w:numId w:val="1"/></w:numPr><w:spacing w:after="80"/></w:pPr><w:r><w:rPr><w:color w:val="374151"/><w:sz w:val="21"/><w:szCs w:val="21"/></w:rPr><w:t xml:space="preserve">pour un effectif estimé de [____] élèves.</w:t></w:r></w:p><w:p><w:pPr><w:spacing w:after="100" w:before="320"/></w:pPr><w:r><w:rPr><w:b/><w:bCs/><w:color w:val="F97316"/><w:sz w:val="24"/><w:szCs w:val="24"/></w:rPr><w:t xml:space="preserve">Article 2 — Période pilote</w:t></w:r></w:p><w:p><w:pPr><w:spacing w:after="140"/></w:pPr><w:r><w:rPr><w:color w:val="374151"/><w:sz w:val="21"/><w:szCs w:val="21"/></w:rPr><w:t xml:space="preserve">L&apos;Établissement s&apos;engage à participer à une période de test pilote de [1 à 3 mois], durant laquelle il facilitera l&apos;utilisation de la plateforme et partagera ses retours d&apos;expérience avec l&apos;Éditeur.</w:t></w:r></w:p><w:p><w:pPr><w:spacing w:after="100" w:before="320"/></w:pPr><w:r><w:rPr><w:b/><w:bCs/><w:color w:val="F97316"/><w:sz w:val="24"/><w:szCs w:val="24"/></w:rPr><w:t xml:space="preserve">Article 3 — Validité</w:t></w:r></w:p><w:p><w:pPr><w:spacing w:after="140"/></w:pPr><w:r><w:rPr><w:color w:val="374151"/><w:sz w:val="21"/><w:szCs w:val="21"/></w:rPr><w:t xml:space="preserve">La présente lettre d&apos;intention est valable 90 (quatre-vingt-dix) jours à compter de sa signature. Passé ce délai, elle devient caduque sauf renouvellement écrit des parties.</w:t></w:r></w:p><w:p><w:pPr><w:spacing w:after="100" w:before="320"/></w:pPr><w:r><w:rPr><w:b/><w:bCs/><w:color w:val="F97316"/><w:sz w:val="24"/><w:szCs w:val="24"/></w:rPr><w:t xml:space="preserve">Article 4 — Nature du document</w:t></w:r></w:p><w:p><w:pPr><w:spacing w:after="140"/></w:pPr><w:r><w:rPr><w:color w:val="374151"/><w:sz w:val="21"/><w:szCs w:val="21"/></w:rPr><w:t xml:space="preserve">La présente lettre traduit une intention de contractualiser. Elle ne constitue ni une facture, ni une obligation de paiement, ni un engagement ferme d&apos;achat. Elle sera suivie d&apos;une convention d&apos;abonnement définitive lors de la mise en service officielle de la plateforme.</w:t></w:r></w:p><w:p><w:pPr><w:spacing w:after="100" w:before="320"/></w:pPr><w:r><w:rPr><w:b/><w:bCs/><w:color w:val="F97316"/><w:sz w:val="24"/><w:szCs w:val="24"/></w:rPr><w:t xml:space="preserve">Article 5 — Confidentialité</w:t></w:r></w:p><w:p><w:pPr><w:spacing w:after="140"/></w:pPr><w:r><w:rPr><w:color w:val="374151"/><w:sz w:val="21"/><w:szCs w:val="21"/></w:rPr><w:t xml:space="preserve">Les informations contenues dans la présente lettre restent confidentielles entre les parties.</w:t></w:r></w:p><w:tbl><w:tblPr><w:tblW w:type="pct" w:w="100%"/><w:tblBorders><w:top w:val="single" w:color="auto" w:sz="4"/><w:left w:val="single" w:color="auto" w:sz="4"/><w:bottom w:val="single" w:color="auto" w:sz="4"/><w:right w:val="single" w:color="auto" w:sz="4"/><w:insideH w:val="single" w:color="auto" w:sz="4"/><w:insideV w:val="single" w:color="auto" w:sz="4"/></w:tblBorders></w:tblPr><w:tblGrid><w:gridCol w:w="100"/></w:tblGrid><w:tr><0/></w:tr></w:tbl><w:p><w:pPr><w:spacing w:after="120"/></w:pPr><w:r><w:rPr><w:sz w:val="2"/><w:szCs w:val="2"/></w:rPr><w:t xml:space="preserve"></w:t></w:r></w:p><w:p><w:pPr><w:spacing w:after="140"/></w:pPr><w:r><w:rPr><w:i/><w:iCs/><w:color w:val="64748B"/><w:sz w:val="18"/><w:szCs w:val="18"/></w:rPr><w:t xml:space="preserve">À remplir et à signer en deux exemplaires originaux.</w:t></w:r></w:p><w:sectPr><w:pgSz w:w="11906" w:h="16838" w:orient="portrait"/><w:pgMar w:top="1440" w:right="1440" w:bottom="1440" w:left="1440" w:header="708" w:footer="708" w:gutter="0"/><w:pgNumType/><w:docGrid w:linePitch="360"/></w:sectPr></w:body></w:document>
+<file path=word/document.xml><?xml version="1.0" encoding="UTF-8" standalone="yes"?><w:document mc:Ignorable="w14 w15 wp14" xmlns:wpc="http://schemas.microsoft.com/office/word/2010/wordprocessingCanvas" xmlns:mc="http://schemas.openxmlformats.org/markup-compatibility/2006" xmlns:o="urn:schemas-microsoft-com:office:office" xmlns:r="http://schemas.openxmlformats.org/officeDocument/2006/relationships" xmlns:m="http://schemas.openxmlformats.org/officeDocument/2006/math" xmlns:v="urn:schemas-microsoft-com:vml" xmlns:wp14="http://schemas.microsoft.com/office/word/2010/wordprocessingDrawing" xmlns:wp="http://schemas.openxmlformats.org/drawingml/2006/wordprocessingDrawing" xmlns:w10="urn:schemas-microsoft-com:office:word" xmlns:w="http://schemas.openxmlformats.org/wordprocessingml/2006/main" xmlns:w14="http://schemas.microsoft.com/office/word/2010/wordml" xmlns:w15="http://schemas.microsoft.com/office/word/2012/wordml" xmlns:wpg="http://schemas.microsoft.com/office/word/2010/wordprocessingGroup" xmlns:wpi="http://schemas.microsoft.com/office/word/2010/wordprocessingInk" xmlns:wne="http://schemas.microsoft.com/office/word/2006/wordml" xmlns:wps="http://schemas.microsoft.com/office/word/2010/wordprocessingShape" xmlns:cx="http://schemas.microsoft.com/office/drawing/2014/chartex" xmlns:cx1="http://schemas.microsoft.com/office/drawing/2015/9/8/chartex" xmlns:cx2="http://schemas.microsoft.com/office/drawing/2015/10/21/chartex" xmlns:cx3="http://schemas.microsoft.com/office/drawing/2016/5/9/chartex" xmlns:cx4="http://schemas.microsoft.com/office/drawing/2016/5/10/chartex" xmlns:cx5="http://schemas.microsoft.com/office/drawing/2016/5/11/chartex" xmlns:cx6="http://schemas.microsoft.com/office/drawing/2016/5/12/chartex" xmlns:cx7="http://schemas.microsoft.com/office/drawing/2016/5/13/chartex" xmlns:cx8="http://schemas.microsoft.com/office/drawing/2016/5/14/chartex" xmlns:aink="http://schemas.microsoft.com/office/drawing/2016/ink" xmlns:am3d="http://schemas.microsoft.com/office/drawing/2017/model3d" xmlns:w16cex="http://schemas.microsoft.com/office/word/2018/wordml/cex" xmlns:w16cid="http://schemas.microsoft.com/office/word/2016/wordml/cid" xmlns:w16="http://schemas.microsoft.com/office/word/2018/wordml" xmlns:w16sdtdh="http://schemas.microsoft.com/office/word/2020/wordml/sdtdatahash" xmlns:w16se="http://schemas.microsoft.com/office/word/2015/wordml/symex"><w:body><w:p><w:pPr><w:spacing w:after="200"/></w:pPr><w:r><w:drawing><wp:inline distT="0" distB="0" distL="0" distR="0"><wp:extent cx="533400" cy="533400"/><wp:effectExtent t="0" r="0" b="0" l="0"/><wp:docPr id="1" name="" descr="" title=""/><wp:cNvGraphicFramePr><a:graphicFrameLocks xmlns:a="http://schemas.openxmlformats.org/drawingml/2006/main" noChangeAspect="1"/></wp:cNvGraphicFramePr><a:graphic xmlns:a="http://schemas.openxmlformats.org/drawingml/2006/main"><a:graphicData uri="http://schemas.openxmlformats.org/drawingml/2006/picture"><pic:pic xmlns:pic="http://schemas.openxmlformats.org/drawingml/2006/picture"><pic:nvPicPr><pic:cNvPr id="0" name="" descr=""/><pic:cNvPicPr><a:picLocks noChangeAspect="1" noChangeArrowheads="1"/></pic:cNvPicPr></pic:nvPicPr><pic:blipFill><a:blip r:embed="rId7" cstate="none"/><a:srcRect/><a:stretch><a:fillRect/></a:stretch></pic:blipFill><pic:spPr bwMode="auto"><a:xfrm><a:off x="0" y="0"/><a:ext cx="533400" cy="533400"/></a:xfrm><a:prstGeom prst="rect"><a:avLst/></a:prstGeom></pic:spPr></pic:pic></a:graphicData></a:graphic></wp:inline></w:drawing></w:r><w:r><w:rPr><w:b/><w:bCs/><w:color w:val="0F172A"/><w:sz w:val="26"/><w:szCs w:val="26"/></w:rPr><w:t xml:space="preserve">   GESchool — Gérer. Apprendre. Réussir.</w:t></w:r></w:p><w:p><w:pPr><w:spacing w:after="140"/></w:pPr><w:r><w:rPr><w:i/><w:iCs/><w:color w:val="374151"/><w:sz w:val="21"/><w:szCs w:val="21"/></w:rPr><w:t xml:space="preserve">Fait à : [______] le [____/____/20__]</w:t></w:r></w:p><w:p><w:pPr><w:spacing w:after="140" w:before="240"/></w:pPr><w:r><w:rPr><w:b/><w:bCs/><w:color w:val="0F172A"/><w:sz w:val="34"/><w:szCs w:val="34"/></w:rPr><w:t xml:space="preserve">Lettre d&apos;intention de souscription à la plateforme GESchool</w:t></w:r></w:p><w:p><w:pPr><w:spacing w:after="100" w:before="320"/></w:pPr><w:r><w:rPr><w:b/><w:bCs/><w:color w:val="F97316"/><w:sz w:val="24"/><w:szCs w:val="24"/></w:rPr><w:t xml:space="preserve">Entre les parties</w:t></w:r></w:p><w:p><w:pPr><w:spacing w:after="140"/></w:pPr><w:r><w:rPr><w:color w:val="374151"/><w:sz w:val="21"/><w:szCs w:val="21"/></w:rPr><w:t xml:space="preserve">L&apos;Éditeur : GESchool — plateforme de gestion scolaire, Brazzaville, République du Congo. Contact : info@geschool.cd — geschool.vercel.app</w:t></w:r></w:p><w:p><w:pPr><w:spacing w:after="140"/></w:pPr><w:r><w:rPr><w:color w:val="374151"/><w:sz w:val="21"/><w:szCs w:val="21"/></w:rPr><w:t xml:space="preserve">L&apos;Établissement : [Raison sociale / Nom de l&apos;école] · [Adresse / Ville] · représenté(e) par [Nom], [Fonction]</w:t></w:r></w:p><w:p><w:pPr><w:spacing w:after="140"/></w:pPr><w:r><w:rPr><w:color w:val="374151"/><w:sz w:val="21"/><w:szCs w:val="21"/></w:rPr><w:t xml:space="preserve">L&apos;Établissement s&apos;intéresse à la plateforme GESchool et confirme par la présente son intention d&apos;y souscrire pour la gestion scolaire : notes, bulletins, présences, paiements et communication avec les parents.</w:t></w:r></w:p><w:p><w:pPr><w:spacing w:after="100" w:before="320"/></w:pPr><w:r><w:rPr><w:b/><w:bCs/><w:color w:val="F97316"/><w:sz w:val="24"/><w:szCs w:val="24"/></w:rPr><w:t xml:space="preserve">Article 1 — Objet</w:t></w:r></w:p><w:p><w:pPr><w:spacing w:after="140"/></w:pPr><w:r><w:rPr><w:color w:val="374151"/><w:sz w:val="21"/><w:szCs w:val="21"/></w:rPr><w:t xml:space="preserve">L&apos;Établissement s&apos;engage, sous réserve de la mise en service officielle de la plateforme et de l&apos;obtention par l&apos;Éditeur de ses documents légaux, à souscrire à un abonnement GESchool. Le service est financé par les frais payés par les parents via la plateforme, répartis comme suit par élève :</w:t></w:r></w:p><w:p><w:pPr><w:pStyle w:val="ListParagraph"/><w:numPr><w:ilvl w:val="0"/><w:numId w:val="1"/></w:numPr><w:spacing w:after="80"/></w:pPr><w:r><w:rPr><w:color w:val="374151"/><w:sz w:val="21"/><w:szCs w:val="21"/></w:rPr><w:t xml:space="preserve">À l&apos;inscription (une seule fois) : 2 000 FCFA · école 1 000 FCFA · GESchool 500 FCFA · affilié 500 FCFA ;</w:t></w:r></w:p><w:p><w:pPr><w:pStyle w:val="ListParagraph"/><w:numPr><w:ilvl w:val="0"/><w:numId w:val="1"/></w:numPr><w:spacing w:after="80"/></w:pPr><w:r><w:rPr><w:color w:val="374151"/><w:sz w:val="21"/><w:szCs w:val="21"/></w:rPr><w:t xml:space="preserve">Chaque mois : 1 500 FCFA · école 750 FCFA · GESchool 500 FCFA · affilié 250 FCFA ;</w:t></w:r></w:p><w:p><w:pPr><w:pStyle w:val="ListParagraph"/><w:numPr><w:ilvl w:val="0"/><w:numId w:val="1"/></w:numPr><w:spacing w:after="80"/></w:pPr><w:r><w:rPr><w:color w:val="374151"/><w:sz w:val="21"/><w:szCs w:val="21"/></w:rPr><w:t xml:space="preserve">pour un effectif estimé de [____] élèves.</w:t></w:r></w:p><w:p><w:pPr><w:spacing w:after="100" w:before="320"/></w:pPr><w:r><w:rPr><w:b/><w:bCs/><w:color w:val="F97316"/><w:sz w:val="24"/><w:szCs w:val="24"/></w:rPr><w:t xml:space="preserve">Article 2 — Mise en service</w:t></w:r></w:p><w:p><w:pPr><w:spacing w:after="140"/></w:pPr><w:r><w:rPr><w:color w:val="374151"/><w:sz w:val="21"/><w:szCs w:val="21"/></w:rPr><w:t xml:space="preserve">L&apos;Établissement s&apos;engage à mettre la plateforme en service à la rentrée académique [année]. Dès la mise en service, les frais sont perçus auprès des parents via la plateforme, et l&apos;Établissement reçoit sa part sur chaque versement, à partir de la première inscription.</w:t></w:r></w:p><w:p><w:pPr><w:spacing w:after="100" w:before="320"/></w:pPr><w:r><w:rPr><w:b/><w:bCs/><w:color w:val="F97316"/><w:sz w:val="24"/><w:szCs w:val="24"/></w:rPr><w:t xml:space="preserve">Article 3 — Validité</w:t></w:r></w:p><w:p><w:pPr><w:spacing w:after="140"/></w:pPr><w:r><w:rPr><w:color w:val="374151"/><w:sz w:val="21"/><w:szCs w:val="21"/></w:rPr><w:t xml:space="preserve">La présente lettre d&apos;intention est valable 90 (quatre-vingt-dix) jours à compter de sa signature. Passé ce délai, elle devient caduque sauf renouvellement écrit des parties.</w:t></w:r></w:p><w:p><w:pPr><w:spacing w:after="100" w:before="320"/></w:pPr><w:r><w:rPr><w:b/><w:bCs/><w:color w:val="F97316"/><w:sz w:val="24"/><w:szCs w:val="24"/></w:rPr><w:t xml:space="preserve">Article 4 — Nature du document</w:t></w:r></w:p><w:p><w:pPr><w:spacing w:after="140"/></w:pPr><w:r><w:rPr><w:color w:val="374151"/><w:sz w:val="21"/><w:szCs w:val="21"/></w:rPr><w:t xml:space="preserve">La présente lettre traduit une intention de contractualiser. Elle ne constitue ni une facture, ni une obligation de paiement, ni un engagement ferme d&apos;achat. Elle sera suivie d&apos;une convention d&apos;abonnement définitive lors de la mise en service officielle de la plateforme.</w:t></w:r></w:p><w:p><w:pPr><w:spacing w:after="100" w:before="320"/></w:pPr><w:r><w:rPr><w:b/><w:bCs/><w:color w:val="F97316"/><w:sz w:val="24"/><w:szCs w:val="24"/></w:rPr><w:t xml:space="preserve">Article 5 — Confidentialité</w:t></w:r></w:p><w:p><w:pPr><w:spacing w:after="140"/></w:pPr><w:r><w:rPr><w:color w:val="374151"/><w:sz w:val="21"/><w:szCs w:val="21"/></w:rPr><w:t xml:space="preserve">Les informations contenues dans la présente lettre restent confidentielles entre les parties.</w:t></w:r></w:p><w:tbl><w:tblPr><w:tblW w:type="pct" w:w="100%"/><w:tblBorders><w:top w:val="single" w:color="auto" w:sz="4"/><w:left w:val="single" w:color="auto" w:sz="4"/><w:bottom w:val="single" w:color="auto" w:sz="4"/><w:right w:val="single" w:color="auto" w:sz="4"/><w:insideH w:val="single" w:color="auto" w:sz="4"/><w:insideV w:val="single" w:color="auto" w:sz="4"/></w:tblBorders></w:tblPr><w:tblGrid><w:gridCol w:w="100"/></w:tblGrid><w:tr><0/></w:tr></w:tbl><w:p><w:pPr><w:spacing w:after="120"/></w:pPr><w:r><w:rPr><w:sz w:val="2"/><w:szCs w:val="2"/></w:rPr><w:t xml:space="preserve"></w:t></w:r></w:p><w:p><w:pPr><w:spacing w:after="140"/></w:pPr><w:r><w:rPr><w:i/><w:iCs/><w:color w:val="64748B"/><w:sz w:val="18"/><w:szCs w:val="18"/></w:rPr><w:t xml:space="preserve">À remplir et à signer en deux exemplaires originaux.</w:t></w:r></w:p><w:sectPr><w:pgSz w:w="11906" w:h="16838" w:orient="portrait"/><w:pgMar w:top="1440" w:right="1440" w:bottom="1440" w:left="1440" w:header="708" w:footer="708" w:gutter="0"/><w:pgNumType/><w:docGrid w:linePitch="360"/></w:sectPr></w:body></w:document>
 </file>
 
 <file path=word/comments.xml><?xml version="1.0" encoding="utf-8"?>

--- a/public/sales-kit/04-lettre-intention-geschool.docx
+++ b/public/sales-kit/04-lettre-intention-geschool.docx
@@ -1,5 +1,5 @@
 
-<file path=word/document.xml><?xml version="1.0" encoding="UTF-8" standalone="yes"?><w:document mc:Ignorable="w14 w15 wp14" xmlns:wpc="http://schemas.microsoft.com/office/word/2010/wordprocessingCanvas" xmlns:mc="http://schemas.openxmlformats.org/markup-compatibility/2006" xmlns:o="urn:schemas-microsoft-com:office:office" xmlns:r="http://schemas.openxmlformats.org/officeDocument/2006/relationships" xmlns:m="http://schemas.openxmlformats.org/officeDocument/2006/math" xmlns:v="urn:schemas-microsoft-com:vml" xmlns:wp14="http://schemas.microsoft.com/office/word/2010/wordprocessingDrawing" xmlns:wp="http://schemas.openxmlformats.org/drawingml/2006/wordprocessingDrawing" xmlns:w10="urn:schemas-microsoft-com:office:word" xmlns:w="http://schemas.openxmlformats.org/wordprocessingml/2006/main" xmlns:w14="http://schemas.microsoft.com/office/word/2010/wordml" xmlns:w15="http://schemas.microsoft.com/office/word/2012/wordml" xmlns:wpg="http://schemas.microsoft.com/office/word/2010/wordprocessingGroup" xmlns:wpi="http://schemas.microsoft.com/office/word/2010/wordprocessingInk" xmlns:wne="http://schemas.microsoft.com/office/word/2006/wordml" xmlns:wps="http://schemas.microsoft.com/office/word/2010/wordprocessingShape" xmlns:cx="http://schemas.microsoft.com/office/drawing/2014/chartex" xmlns:cx1="http://schemas.microsoft.com/office/drawing/2015/9/8/chartex" xmlns:cx2="http://schemas.microsoft.com/office/drawing/2015/10/21/chartex" xmlns:cx3="http://schemas.microsoft.com/office/drawing/2016/5/9/chartex" xmlns:cx4="http://schemas.microsoft.com/office/drawing/2016/5/10/chartex" xmlns:cx5="http://schemas.microsoft.com/office/drawing/2016/5/11/chartex" xmlns:cx6="http://schemas.microsoft.com/office/drawing/2016/5/12/chartex" xmlns:cx7="http://schemas.microsoft.com/office/drawing/2016/5/13/chartex" xmlns:cx8="http://schemas.microsoft.com/office/drawing/2016/5/14/chartex" xmlns:aink="http://schemas.microsoft.com/office/drawing/2016/ink" xmlns:am3d="http://schemas.microsoft.com/office/drawing/2017/model3d" xmlns:w16cex="http://schemas.microsoft.com/office/word/2018/wordml/cex" xmlns:w16cid="http://schemas.microsoft.com/office/word/2016/wordml/cid" xmlns:w16="http://schemas.microsoft.com/office/word/2018/wordml" xmlns:w16sdtdh="http://schemas.microsoft.com/office/word/2020/wordml/sdtdatahash" xmlns:w16se="http://schemas.microsoft.com/office/word/2015/wordml/symex"><w:body><w:p><w:pPr><w:spacing w:after="200"/></w:pPr><w:r><w:drawing><wp:inline distT="0" distB="0" distL="0" distR="0"><wp:extent cx="533400" cy="533400"/><wp:effectExtent t="0" r="0" b="0" l="0"/><wp:docPr id="1" name="" descr="" title=""/><wp:cNvGraphicFramePr><a:graphicFrameLocks xmlns:a="http://schemas.openxmlformats.org/drawingml/2006/main" noChangeAspect="1"/></wp:cNvGraphicFramePr><a:graphic xmlns:a="http://schemas.openxmlformats.org/drawingml/2006/main"><a:graphicData uri="http://schemas.openxmlformats.org/drawingml/2006/picture"><pic:pic xmlns:pic="http://schemas.openxmlformats.org/drawingml/2006/picture"><pic:nvPicPr><pic:cNvPr id="0" name="" descr=""/><pic:cNvPicPr><a:picLocks noChangeAspect="1" noChangeArrowheads="1"/></pic:cNvPicPr></pic:nvPicPr><pic:blipFill><a:blip r:embed="rId7" cstate="none"/><a:srcRect/><a:stretch><a:fillRect/></a:stretch></pic:blipFill><pic:spPr bwMode="auto"><a:xfrm><a:off x="0" y="0"/><a:ext cx="533400" cy="533400"/></a:xfrm><a:prstGeom prst="rect"><a:avLst/></a:prstGeom></pic:spPr></pic:pic></a:graphicData></a:graphic></wp:inline></w:drawing></w:r><w:r><w:rPr><w:b/><w:bCs/><w:color w:val="0F172A"/><w:sz w:val="26"/><w:szCs w:val="26"/></w:rPr><w:t xml:space="preserve">   GESchool — Gérer. Apprendre. Réussir.</w:t></w:r></w:p><w:p><w:pPr><w:spacing w:after="140"/></w:pPr><w:r><w:rPr><w:i/><w:iCs/><w:color w:val="374151"/><w:sz w:val="21"/><w:szCs w:val="21"/></w:rPr><w:t xml:space="preserve">Fait à : [______] le [____/____/20__]</w:t></w:r></w:p><w:p><w:pPr><w:spacing w:after="140" w:before="240"/></w:pPr><w:r><w:rPr><w:b/><w:bCs/><w:color w:val="0F172A"/><w:sz w:val="34"/><w:szCs w:val="34"/></w:rPr><w:t xml:space="preserve">Lettre d&apos;intention de souscription à la plateforme GESchool</w:t></w:r></w:p><w:p><w:pPr><w:spacing w:after="100" w:before="320"/></w:pPr><w:r><w:rPr><w:b/><w:bCs/><w:color w:val="F97316"/><w:sz w:val="24"/><w:szCs w:val="24"/></w:rPr><w:t xml:space="preserve">Entre les parties</w:t></w:r></w:p><w:p><w:pPr><w:spacing w:after="140"/></w:pPr><w:r><w:rPr><w:color w:val="374151"/><w:sz w:val="21"/><w:szCs w:val="21"/></w:rPr><w:t xml:space="preserve">L&apos;Éditeur : GESchool — plateforme de gestion scolaire, Brazzaville, République du Congo. Contact : info@geschool.cd — geschool.vercel.app</w:t></w:r></w:p><w:p><w:pPr><w:spacing w:after="140"/></w:pPr><w:r><w:rPr><w:color w:val="374151"/><w:sz w:val="21"/><w:szCs w:val="21"/></w:rPr><w:t xml:space="preserve">L&apos;Établissement : [Raison sociale / Nom de l&apos;école] · [Adresse / Ville] · représenté(e) par [Nom], [Fonction]</w:t></w:r></w:p><w:p><w:pPr><w:spacing w:after="140"/></w:pPr><w:r><w:rPr><w:color w:val="374151"/><w:sz w:val="21"/><w:szCs w:val="21"/></w:rPr><w:t xml:space="preserve">L&apos;Établissement s&apos;intéresse à la plateforme GESchool et confirme par la présente son intention d&apos;y souscrire pour la gestion scolaire : notes, bulletins, présences, paiements et communication avec les parents.</w:t></w:r></w:p><w:p><w:pPr><w:spacing w:after="100" w:before="320"/></w:pPr><w:r><w:rPr><w:b/><w:bCs/><w:color w:val="F97316"/><w:sz w:val="24"/><w:szCs w:val="24"/></w:rPr><w:t xml:space="preserve">Article 1 — Objet</w:t></w:r></w:p><w:p><w:pPr><w:spacing w:after="140"/></w:pPr><w:r><w:rPr><w:color w:val="374151"/><w:sz w:val="21"/><w:szCs w:val="21"/></w:rPr><w:t xml:space="preserve">L&apos;Établissement s&apos;engage, sous réserve de la mise en service officielle de la plateforme et de l&apos;obtention par l&apos;Éditeur de ses documents légaux, à souscrire à un abonnement GESchool. Le service est financé par les frais payés par les parents via la plateforme, répartis comme suit par élève :</w:t></w:r></w:p><w:p><w:pPr><w:pStyle w:val="ListParagraph"/><w:numPr><w:ilvl w:val="0"/><w:numId w:val="1"/></w:numPr><w:spacing w:after="80"/></w:pPr><w:r><w:rPr><w:color w:val="374151"/><w:sz w:val="21"/><w:szCs w:val="21"/></w:rPr><w:t xml:space="preserve">À l&apos;inscription (une seule fois) : 2 000 FCFA · école 1 000 FCFA · GESchool 500 FCFA · affilié 500 FCFA ;</w:t></w:r></w:p><w:p><w:pPr><w:pStyle w:val="ListParagraph"/><w:numPr><w:ilvl w:val="0"/><w:numId w:val="1"/></w:numPr><w:spacing w:after="80"/></w:pPr><w:r><w:rPr><w:color w:val="374151"/><w:sz w:val="21"/><w:szCs w:val="21"/></w:rPr><w:t xml:space="preserve">Chaque mois : 1 500 FCFA · école 750 FCFA · GESchool 500 FCFA · affilié 250 FCFA ;</w:t></w:r></w:p><w:p><w:pPr><w:pStyle w:val="ListParagraph"/><w:numPr><w:ilvl w:val="0"/><w:numId w:val="1"/></w:numPr><w:spacing w:after="80"/></w:pPr><w:r><w:rPr><w:color w:val="374151"/><w:sz w:val="21"/><w:szCs w:val="21"/></w:rPr><w:t xml:space="preserve">pour un effectif estimé de [____] élèves.</w:t></w:r></w:p><w:p><w:pPr><w:spacing w:after="100" w:before="320"/></w:pPr><w:r><w:rPr><w:b/><w:bCs/><w:color w:val="F97316"/><w:sz w:val="24"/><w:szCs w:val="24"/></w:rPr><w:t xml:space="preserve">Article 2 — Mise en service</w:t></w:r></w:p><w:p><w:pPr><w:spacing w:after="140"/></w:pPr><w:r><w:rPr><w:color w:val="374151"/><w:sz w:val="21"/><w:szCs w:val="21"/></w:rPr><w:t xml:space="preserve">L&apos;Établissement s&apos;engage à mettre la plateforme en service à la rentrée académique [année]. Dès la mise en service, les frais sont perçus auprès des parents via la plateforme, et l&apos;Établissement reçoit sa part sur chaque versement, à partir de la première inscription.</w:t></w:r></w:p><w:p><w:pPr><w:spacing w:after="100" w:before="320"/></w:pPr><w:r><w:rPr><w:b/><w:bCs/><w:color w:val="F97316"/><w:sz w:val="24"/><w:szCs w:val="24"/></w:rPr><w:t xml:space="preserve">Article 3 — Validité</w:t></w:r></w:p><w:p><w:pPr><w:spacing w:after="140"/></w:pPr><w:r><w:rPr><w:color w:val="374151"/><w:sz w:val="21"/><w:szCs w:val="21"/></w:rPr><w:t xml:space="preserve">La présente lettre d&apos;intention est valable 90 (quatre-vingt-dix) jours à compter de sa signature. Passé ce délai, elle devient caduque sauf renouvellement écrit des parties.</w:t></w:r></w:p><w:p><w:pPr><w:spacing w:after="100" w:before="320"/></w:pPr><w:r><w:rPr><w:b/><w:bCs/><w:color w:val="F97316"/><w:sz w:val="24"/><w:szCs w:val="24"/></w:rPr><w:t xml:space="preserve">Article 4 — Nature du document</w:t></w:r></w:p><w:p><w:pPr><w:spacing w:after="140"/></w:pPr><w:r><w:rPr><w:color w:val="374151"/><w:sz w:val="21"/><w:szCs w:val="21"/></w:rPr><w:t xml:space="preserve">La présente lettre traduit une intention de contractualiser. Elle ne constitue ni une facture, ni une obligation de paiement, ni un engagement ferme d&apos;achat. Elle sera suivie d&apos;une convention d&apos;abonnement définitive lors de la mise en service officielle de la plateforme.</w:t></w:r></w:p><w:p><w:pPr><w:spacing w:after="100" w:before="320"/></w:pPr><w:r><w:rPr><w:b/><w:bCs/><w:color w:val="F97316"/><w:sz w:val="24"/><w:szCs w:val="24"/></w:rPr><w:t xml:space="preserve">Article 5 — Confidentialité</w:t></w:r></w:p><w:p><w:pPr><w:spacing w:after="140"/></w:pPr><w:r><w:rPr><w:color w:val="374151"/><w:sz w:val="21"/><w:szCs w:val="21"/></w:rPr><w:t xml:space="preserve">Les informations contenues dans la présente lettre restent confidentielles entre les parties.</w:t></w:r></w:p><w:tbl><w:tblPr><w:tblW w:type="pct" w:w="100%"/><w:tblBorders><w:top w:val="single" w:color="auto" w:sz="4"/><w:left w:val="single" w:color="auto" w:sz="4"/><w:bottom w:val="single" w:color="auto" w:sz="4"/><w:right w:val="single" w:color="auto" w:sz="4"/><w:insideH w:val="single" w:color="auto" w:sz="4"/><w:insideV w:val="single" w:color="auto" w:sz="4"/></w:tblBorders></w:tblPr><w:tblGrid><w:gridCol w:w="100"/></w:tblGrid><w:tr><0/></w:tr></w:tbl><w:p><w:pPr><w:spacing w:after="120"/></w:pPr><w:r><w:rPr><w:sz w:val="2"/><w:szCs w:val="2"/></w:rPr><w:t xml:space="preserve"></w:t></w:r></w:p><w:p><w:pPr><w:spacing w:after="140"/></w:pPr><w:r><w:rPr><w:i/><w:iCs/><w:color w:val="64748B"/><w:sz w:val="18"/><w:szCs w:val="18"/></w:rPr><w:t xml:space="preserve">À remplir et à signer en deux exemplaires originaux.</w:t></w:r></w:p><w:sectPr><w:pgSz w:w="11906" w:h="16838" w:orient="portrait"/><w:pgMar w:top="1440" w:right="1440" w:bottom="1440" w:left="1440" w:header="708" w:footer="708" w:gutter="0"/><w:pgNumType/><w:docGrid w:linePitch="360"/></w:sectPr></w:body></w:document>
+<file path=word/document.xml><?xml version="1.0" encoding="UTF-8" standalone="yes"?><w:document mc:Ignorable="w14 w15 wp14" xmlns:wpc="http://schemas.microsoft.com/office/word/2010/wordprocessingCanvas" xmlns:mc="http://schemas.openxmlformats.org/markup-compatibility/2006" xmlns:o="urn:schemas-microsoft-com:office:office" xmlns:r="http://schemas.openxmlformats.org/officeDocument/2006/relationships" xmlns:m="http://schemas.openxmlformats.org/officeDocument/2006/math" xmlns:v="urn:schemas-microsoft-com:vml" xmlns:wp14="http://schemas.microsoft.com/office/word/2010/wordprocessingDrawing" xmlns:wp="http://schemas.openxmlformats.org/drawingml/2006/wordprocessingDrawing" xmlns:w10="urn:schemas-microsoft-com:office:word" xmlns:w="http://schemas.openxmlformats.org/wordprocessingml/2006/main" xmlns:w14="http://schemas.microsoft.com/office/word/2010/wordml" xmlns:w15="http://schemas.microsoft.com/office/word/2012/wordml" xmlns:wpg="http://schemas.microsoft.com/office/word/2010/wordprocessingGroup" xmlns:wpi="http://schemas.microsoft.com/office/word/2010/wordprocessingInk" xmlns:wne="http://schemas.microsoft.com/office/word/2006/wordml" xmlns:wps="http://schemas.microsoft.com/office/word/2010/wordprocessingShape" xmlns:cx="http://schemas.microsoft.com/office/drawing/2014/chartex" xmlns:cx1="http://schemas.microsoft.com/office/drawing/2015/9/8/chartex" xmlns:cx2="http://schemas.microsoft.com/office/drawing/2015/10/21/chartex" xmlns:cx3="http://schemas.microsoft.com/office/drawing/2016/5/9/chartex" xmlns:cx4="http://schemas.microsoft.com/office/drawing/2016/5/10/chartex" xmlns:cx5="http://schemas.microsoft.com/office/drawing/2016/5/11/chartex" xmlns:cx6="http://schemas.microsoft.com/office/drawing/2016/5/12/chartex" xmlns:cx7="http://schemas.microsoft.com/office/drawing/2016/5/13/chartex" xmlns:cx8="http://schemas.microsoft.com/office/drawing/2016/5/14/chartex" xmlns:aink="http://schemas.microsoft.com/office/drawing/2016/ink" xmlns:am3d="http://schemas.microsoft.com/office/drawing/2017/model3d" xmlns:w16cex="http://schemas.microsoft.com/office/word/2018/wordml/cex" xmlns:w16cid="http://schemas.microsoft.com/office/word/2016/wordml/cid" xmlns:w16="http://schemas.microsoft.com/office/word/2018/wordml" xmlns:w16sdtdh="http://schemas.microsoft.com/office/word/2020/wordml/sdtdatahash" xmlns:w16se="http://schemas.microsoft.com/office/word/2015/wordml/symex"><w:body><w:p><w:pPr><w:spacing w:after="200"/></w:pPr><w:r><w:drawing><wp:inline distT="0" distB="0" distL="0" distR="0"><wp:extent cx="533400" cy="533400"/><wp:effectExtent t="0" r="0" b="0" l="0"/><wp:docPr id="1" name="" descr="" title=""/><wp:cNvGraphicFramePr><a:graphicFrameLocks xmlns:a="http://schemas.openxmlformats.org/drawingml/2006/main" noChangeAspect="1"/></wp:cNvGraphicFramePr><a:graphic xmlns:a="http://schemas.openxmlformats.org/drawingml/2006/main"><a:graphicData uri="http://schemas.openxmlformats.org/drawingml/2006/picture"><pic:pic xmlns:pic="http://schemas.openxmlformats.org/drawingml/2006/picture"><pic:nvPicPr><pic:cNvPr id="0" name="" descr=""/><pic:cNvPicPr><a:picLocks noChangeAspect="1" noChangeArrowheads="1"/></pic:cNvPicPr></pic:nvPicPr><pic:blipFill><a:blip r:embed="rId7" cstate="none"/><a:srcRect/><a:stretch><a:fillRect/></a:stretch></pic:blipFill><pic:spPr bwMode="auto"><a:xfrm><a:off x="0" y="0"/><a:ext cx="533400" cy="533400"/></a:xfrm><a:prstGeom prst="rect"><a:avLst/></a:prstGeom></pic:spPr></pic:pic></a:graphicData></a:graphic></wp:inline></w:drawing></w:r><w:r><w:rPr><w:b/><w:bCs/><w:color w:val="0F172A"/><w:sz w:val="26"/><w:szCs w:val="26"/></w:rPr><w:t xml:space="preserve">   GESchool — Gérer. Apprendre. Réussir.</w:t></w:r></w:p><w:p><w:pPr><w:spacing w:after="140"/></w:pPr><w:r><w:rPr><w:i/><w:iCs/><w:color w:val="374151"/><w:sz w:val="21"/><w:szCs w:val="21"/></w:rPr><w:t xml:space="preserve">Fait à : [______] le [____/____/20__]</w:t></w:r></w:p><w:p><w:pPr><w:spacing w:after="140" w:before="240"/></w:pPr><w:r><w:rPr><w:b/><w:bCs/><w:color w:val="0F172A"/><w:sz w:val="34"/><w:szCs w:val="34"/></w:rPr><w:t xml:space="preserve">Lettre d&apos;intention de souscription à la plateforme GESchool</w:t></w:r></w:p><w:p><w:pPr><w:spacing w:after="100" w:before="320"/></w:pPr><w:r><w:rPr><w:b/><w:bCs/><w:color w:val="F97316"/><w:sz w:val="24"/><w:szCs w:val="24"/></w:rPr><w:t xml:space="preserve">Entre les parties</w:t></w:r></w:p><w:p><w:pPr><w:spacing w:after="140"/></w:pPr><w:r><w:rPr><w:color w:val="374151"/><w:sz w:val="21"/><w:szCs w:val="21"/></w:rPr><w:t xml:space="preserve">L&apos;Éditeur : GESchool — plateforme de gestion scolaire, Brazzaville, République du Congo. Contact : +242 06 476 7604 (WhatsApp) — geschool.vercel.app</w:t></w:r></w:p><w:p><w:pPr><w:spacing w:after="140"/></w:pPr><w:r><w:rPr><w:color w:val="374151"/><w:sz w:val="21"/><w:szCs w:val="21"/></w:rPr><w:t xml:space="preserve">L&apos;Établissement : [Raison sociale / Nom de l&apos;école] · [Adresse / Ville] · représenté(e) par [Nom], [Fonction]</w:t></w:r></w:p><w:p><w:pPr><w:spacing w:after="140"/></w:pPr><w:r><w:rPr><w:color w:val="374151"/><w:sz w:val="21"/><w:szCs w:val="21"/></w:rPr><w:t xml:space="preserve">L&apos;Établissement s&apos;intéresse à la plateforme GESchool et confirme par la présente son intention d&apos;y souscrire pour la gestion scolaire : notes, bulletins, présences, paiements et communication avec les parents.</w:t></w:r></w:p><w:p><w:pPr><w:spacing w:after="100" w:before="320"/></w:pPr><w:r><w:rPr><w:b/><w:bCs/><w:color w:val="F97316"/><w:sz w:val="24"/><w:szCs w:val="24"/></w:rPr><w:t xml:space="preserve">Article 1 — Objet</w:t></w:r></w:p><w:p><w:pPr><w:spacing w:after="140"/></w:pPr><w:r><w:rPr><w:color w:val="374151"/><w:sz w:val="21"/><w:szCs w:val="21"/></w:rPr><w:t xml:space="preserve">L&apos;Établissement s&apos;engage, sous réserve de la mise en service officielle de la plateforme et de l&apos;obtention par l&apos;Éditeur de ses documents légaux, à souscrire à un abonnement GESchool. Le service est financé par les frais payés par les parents via la plateforme, répartis comme suit par élève :</w:t></w:r></w:p><w:p><w:pPr><w:pStyle w:val="ListParagraph"/><w:numPr><w:ilvl w:val="0"/><w:numId w:val="1"/></w:numPr><w:spacing w:after="80"/></w:pPr><w:r><w:rPr><w:color w:val="374151"/><w:sz w:val="21"/><w:szCs w:val="21"/></w:rPr><w:t xml:space="preserve">À l&apos;inscription (une seule fois) : 2 000 FCFA · école 1 000 FCFA · GESchool 500 FCFA · affilié 500 FCFA ;</w:t></w:r></w:p><w:p><w:pPr><w:pStyle w:val="ListParagraph"/><w:numPr><w:ilvl w:val="0"/><w:numId w:val="1"/></w:numPr><w:spacing w:after="80"/></w:pPr><w:r><w:rPr><w:color w:val="374151"/><w:sz w:val="21"/><w:szCs w:val="21"/></w:rPr><w:t xml:space="preserve">Chaque mois : 1 500 FCFA · école 750 FCFA · GESchool 500 FCFA · affilié 250 FCFA ;</w:t></w:r></w:p><w:p><w:pPr><w:pStyle w:val="ListParagraph"/><w:numPr><w:ilvl w:val="0"/><w:numId w:val="1"/></w:numPr><w:spacing w:after="80"/></w:pPr><w:r><w:rPr><w:color w:val="374151"/><w:sz w:val="21"/><w:szCs w:val="21"/></w:rPr><w:t xml:space="preserve">pour un effectif estimé de [____] élèves.</w:t></w:r></w:p><w:p><w:pPr><w:spacing w:after="100" w:before="320"/></w:pPr><w:r><w:rPr><w:b/><w:bCs/><w:color w:val="F97316"/><w:sz w:val="24"/><w:szCs w:val="24"/></w:rPr><w:t xml:space="preserve">Article 2 — Mise en service</w:t></w:r></w:p><w:p><w:pPr><w:spacing w:after="140"/></w:pPr><w:r><w:rPr><w:color w:val="374151"/><w:sz w:val="21"/><w:szCs w:val="21"/></w:rPr><w:t xml:space="preserve">L&apos;Établissement s&apos;engage à mettre la plateforme en service à la rentrée académique [année]. Dès la mise en service, les frais sont perçus auprès des parents via la plateforme, et l&apos;Établissement reçoit sa part sur chaque versement, à partir de la première inscription.</w:t></w:r></w:p><w:p><w:pPr><w:spacing w:after="100" w:before="320"/></w:pPr><w:r><w:rPr><w:b/><w:bCs/><w:color w:val="F97316"/><w:sz w:val="24"/><w:szCs w:val="24"/></w:rPr><w:t xml:space="preserve">Article 3 — Validité</w:t></w:r></w:p><w:p><w:pPr><w:spacing w:after="140"/></w:pPr><w:r><w:rPr><w:color w:val="374151"/><w:sz w:val="21"/><w:szCs w:val="21"/></w:rPr><w:t xml:space="preserve">La présente lettre d&apos;intention est valable 90 (quatre-vingt-dix) jours à compter de sa signature. Passé ce délai, elle devient caduque sauf renouvellement écrit des parties.</w:t></w:r></w:p><w:p><w:pPr><w:spacing w:after="100" w:before="320"/></w:pPr><w:r><w:rPr><w:b/><w:bCs/><w:color w:val="F97316"/><w:sz w:val="24"/><w:szCs w:val="24"/></w:rPr><w:t xml:space="preserve">Article 4 — Nature du document</w:t></w:r></w:p><w:p><w:pPr><w:spacing w:after="140"/></w:pPr><w:r><w:rPr><w:color w:val="374151"/><w:sz w:val="21"/><w:szCs w:val="21"/></w:rPr><w:t xml:space="preserve">La présente lettre traduit une intention de contractualiser. Elle ne constitue ni une facture, ni une obligation de paiement, ni un engagement ferme d&apos;achat. Elle sera suivie d&apos;une convention d&apos;abonnement définitive lors de la mise en service officielle de la plateforme.</w:t></w:r></w:p><w:p><w:pPr><w:spacing w:after="100" w:before="320"/></w:pPr><w:r><w:rPr><w:b/><w:bCs/><w:color w:val="F97316"/><w:sz w:val="24"/><w:szCs w:val="24"/></w:rPr><w:t xml:space="preserve">Article 5 — Confidentialité</w:t></w:r></w:p><w:p><w:pPr><w:spacing w:after="140"/></w:pPr><w:r><w:rPr><w:color w:val="374151"/><w:sz w:val="21"/><w:szCs w:val="21"/></w:rPr><w:t xml:space="preserve">Les informations contenues dans la présente lettre restent confidentielles entre les parties.</w:t></w:r></w:p><w:tbl><w:tblPr><w:tblW w:type="pct" w:w="100%"/><w:tblBorders><w:top w:val="single" w:color="auto" w:sz="4"/><w:left w:val="single" w:color="auto" w:sz="4"/><w:bottom w:val="single" w:color="auto" w:sz="4"/><w:right w:val="single" w:color="auto" w:sz="4"/><w:insideH w:val="single" w:color="auto" w:sz="4"/><w:insideV w:val="single" w:color="auto" w:sz="4"/></w:tblBorders></w:tblPr><w:tblGrid><w:gridCol w:w="100"/></w:tblGrid><w:tr><0/></w:tr></w:tbl><w:p><w:pPr><w:spacing w:after="120"/></w:pPr><w:r><w:rPr><w:sz w:val="2"/><w:szCs w:val="2"/></w:rPr><w:t xml:space="preserve"></w:t></w:r></w:p><w:p><w:pPr><w:spacing w:after="140"/></w:pPr><w:r><w:rPr><w:i/><w:iCs/><w:color w:val="64748B"/><w:sz w:val="18"/><w:szCs w:val="18"/></w:rPr><w:t xml:space="preserve">À remplir et à signer en deux exemplaires originaux.</w:t></w:r></w:p><w:sectPr><w:pgSz w:w="11906" w:h="16838" w:orient="portrait"/><w:pgMar w:top="1440" w:right="1440" w:bottom="1440" w:left="1440" w:header="708" w:footer="708" w:gutter="0"/><w:pgNumType/><w:docGrid w:linePitch="360"/></w:sectPr></w:body></w:document>
 </file>
 
 <file path=word/comments.xml><?xml version="1.0" encoding="utf-8"?>
